--- a/docs/ho-so/EIDE-SIM-20_Thiet_ke_mo_phong.docx
+++ b/docs/ho-so/EIDE-SIM-20_Thiet_ke_mo_phong.docx
@@ -4799,6 +4799,21 @@
           <w:szCs w:val="24"/>
         </w:rPr>
         <w:t xml:space="preserve">[67] V. T. Công, "EIDE-Rà soát đủ điều kiện phát triển (EIDE_Ra_soat_Du_dieu_kien_Phat_trien.xlsx)," 05/09/2026.</w:t>
+      </w:r>
+    </w:p>
+    <w:p>
+      <w:pPr>
+        <w:spacing w:after="100" w:line="276"/>
+        <w:ind w:left="567" w:hanging="567"/>
+        <w:jc w:val="left"/>
+      </w:pPr>
+      <w:r>
+        <w:rPr>
+          <w:rFonts w:ascii="Times New Roman" w:cs="Times New Roman" w:eastAsia="Times New Roman" w:hAnsi="Times New Roman"/>
+          <w:sz w:val="24"/>
+          <w:szCs w:val="24"/>
+        </w:rPr>
+        <w:t xml:space="preserve">[68] Anthropic, "Claude Code documentation — memory (CLAUDE.md), slash commands, hooks, settings," Claude Docs, 2026. [Online]. Available: https://docs.claude.com/en/docs/claude-code</w:t>
       </w:r>
     </w:p>
     <w:sectPr>

--- a/docs/ho-so/EIDE-SIM-20_Thiet_ke_mo_phong.docx
+++ b/docs/ho-so/EIDE-SIM-20_Thiet_ke_mo_phong.docx
@@ -277,7 +277,25 @@
                 <w:sz w:val="21"/>
                 <w:szCs w:val="21"/>
               </w:rPr>
-              <w:t xml:space="preserve">1.0 — phát hành cùng bộ hồ sơ v1.2 (bổ sung theo Rà soát đủ điều kiện phát triển)</w:t>
+              <w:t xml:space="preserve">1.1 — §1 bảng chế độ: `qemu` ghi thêm vai trò </w:t>
+            </w:r>
+            <w:r>
+              <w:rPr>
+                <w:rFonts w:ascii="Times New Roman" w:cs="Times New Roman" w:eastAsia="Times New Roman" w:hAnsi="Times New Roman"/>
+                <w:b/>
+                <w:bCs/>
+                <w:sz w:val="21"/>
+                <w:szCs w:val="21"/>
+              </w:rPr>
+              <w:t xml:space="preserve">đường lui của AVR8 khi máy không có simavr</w:t>
+            </w:r>
+            <w:r>
+              <w:rPr>
+                <w:rFonts w:ascii="Times New Roman" w:cs="Times New Roman" w:eastAsia="Times New Roman" w:hAnsi="Times New Roman"/>
+                <w:sz w:val="21"/>
+                <w:szCs w:val="21"/>
+              </w:rPr>
+              <w:t xml:space="preserve">, kèm điều kiện dùng được — QEMU chỉ chạy bo mạch đã biên dịch sẵn vào chương trình, nên "có qemu" không có nghĩa là chạy được chip này; `arduino-uno` = ATmega328P là mục khớp. §7 TC-SM-06 nhận cả hai đường. Đi cùng TGT-19 v1.2 (`isa/avr8.yaml` thêm `fallback: qemu`), DEV-086 — chủ sản phẩm duyệt 11/09/2026.</w:t>
             </w:r>
           </w:p>
         </w:tc>
@@ -1153,6 +1171,168 @@
           </w:p>
         </w:tc>
       </w:tr>
+      <w:tr>
+        <w:tc>
+          <w:tcPr>
+            <w:tcW w:type="dxa" w:w="1500"/>
+            <w:tcBorders>
+              <w:top w:val="single" w:color="7F7F7F" w:sz="4"/>
+              <w:left w:val="single" w:color="7F7F7F" w:sz="4"/>
+              <w:bottom w:val="single" w:color="7F7F7F" w:sz="4"/>
+              <w:right w:val="single" w:color="7F7F7F" w:sz="4"/>
+            </w:tcBorders>
+            <w:shd w:fill="F2F6FB" w:color="auto" w:val="clear"/>
+            <w:tcMar>
+              <w:top w:type="dxa" w:w="50"/>
+              <w:left w:type="dxa" w:w="80"/>
+              <w:bottom w:type="dxa" w:w="50"/>
+              <w:right w:type="dxa" w:w="80"/>
+            </w:tcMar>
+            <w:vAlign w:val="top"/>
+          </w:tcPr>
+          <w:p>
+            <w:pPr>
+              <w:spacing w:after="30" w:line="264"/>
+              <w:jc w:val="left"/>
+            </w:pPr>
+            <w:r>
+              <w:rPr>
+                <w:rFonts w:ascii="Times New Roman" w:cs="Times New Roman" w:eastAsia="Times New Roman" w:hAnsi="Times New Roman"/>
+                <w:b/>
+                <w:bCs/>
+                <w:sz w:val="21"/>
+                <w:szCs w:val="21"/>
+              </w:rPr>
+              <w:t xml:space="preserve">1.1</w:t>
+            </w:r>
+          </w:p>
+        </w:tc>
+        <w:tc>
+          <w:tcPr>
+            <w:tcW w:type="dxa" w:w="1700"/>
+            <w:tcBorders>
+              <w:top w:val="single" w:color="7F7F7F" w:sz="4"/>
+              <w:left w:val="single" w:color="7F7F7F" w:sz="4"/>
+              <w:bottom w:val="single" w:color="7F7F7F" w:sz="4"/>
+              <w:right w:val="single" w:color="7F7F7F" w:sz="4"/>
+            </w:tcBorders>
+            <w:shd w:fill="F2F6FB" w:color="auto" w:val="clear"/>
+            <w:tcMar>
+              <w:top w:type="dxa" w:w="50"/>
+              <w:left w:type="dxa" w:w="80"/>
+              <w:bottom w:type="dxa" w:w="50"/>
+              <w:right w:type="dxa" w:w="80"/>
+            </w:tcMar>
+            <w:vAlign w:val="top"/>
+          </w:tcPr>
+          <w:p>
+            <w:pPr>
+              <w:spacing w:after="30" w:line="264"/>
+              <w:jc w:val="left"/>
+            </w:pPr>
+            <w:r>
+              <w:rPr>
+                <w:rFonts w:ascii="Times New Roman" w:cs="Times New Roman" w:eastAsia="Times New Roman" w:hAnsi="Times New Roman"/>
+                <w:b w:val="false"/>
+                <w:bCs w:val="false"/>
+                <w:sz w:val="21"/>
+                <w:szCs w:val="21"/>
+              </w:rPr>
+              <w:t xml:space="preserve">11/09/2026</w:t>
+            </w:r>
+          </w:p>
+        </w:tc>
+        <w:tc>
+          <w:tcPr>
+            <w:tcW w:type="dxa" w:w="2100"/>
+            <w:tcBorders>
+              <w:top w:val="single" w:color="7F7F7F" w:sz="4"/>
+              <w:left w:val="single" w:color="7F7F7F" w:sz="4"/>
+              <w:bottom w:val="single" w:color="7F7F7F" w:sz="4"/>
+              <w:right w:val="single" w:color="7F7F7F" w:sz="4"/>
+            </w:tcBorders>
+            <w:shd w:fill="F2F6FB" w:color="auto" w:val="clear"/>
+            <w:tcMar>
+              <w:top w:type="dxa" w:w="50"/>
+              <w:left w:type="dxa" w:w="80"/>
+              <w:bottom w:type="dxa" w:w="50"/>
+              <w:right w:type="dxa" w:w="80"/>
+            </w:tcMar>
+            <w:vAlign w:val="top"/>
+          </w:tcPr>
+          <w:p>
+            <w:pPr>
+              <w:spacing w:after="30" w:line="264"/>
+              <w:jc w:val="left"/>
+            </w:pPr>
+            <w:r>
+              <w:rPr>
+                <w:rFonts w:ascii="Times New Roman" w:cs="Times New Roman" w:eastAsia="Times New Roman" w:hAnsi="Times New Roman"/>
+                <w:b w:val="false"/>
+                <w:bCs w:val="false"/>
+                <w:sz w:val="21"/>
+                <w:szCs w:val="21"/>
+              </w:rPr>
+              <w:t xml:space="preserve">Vũ Trí Công</w:t>
+            </w:r>
+          </w:p>
+        </w:tc>
+        <w:tc>
+          <w:tcPr>
+            <w:tcW w:type="dxa" w:w="4000"/>
+            <w:tcBorders>
+              <w:top w:val="single" w:color="7F7F7F" w:sz="4"/>
+              <w:left w:val="single" w:color="7F7F7F" w:sz="4"/>
+              <w:bottom w:val="single" w:color="7F7F7F" w:sz="4"/>
+              <w:right w:val="single" w:color="7F7F7F" w:sz="4"/>
+            </w:tcBorders>
+            <w:shd w:fill="F2F6FB" w:color="auto" w:val="clear"/>
+            <w:tcMar>
+              <w:top w:type="dxa" w:w="50"/>
+              <w:left w:type="dxa" w:w="80"/>
+              <w:bottom w:type="dxa" w:w="50"/>
+              <w:right w:type="dxa" w:w="80"/>
+            </w:tcMar>
+            <w:vAlign w:val="top"/>
+          </w:tcPr>
+          <w:p>
+            <w:pPr>
+              <w:spacing w:after="30" w:line="264"/>
+              <w:jc w:val="left"/>
+            </w:pPr>
+            <w:r>
+              <w:rPr>
+                <w:rFonts w:ascii="Times New Roman" w:cs="Times New Roman" w:eastAsia="Times New Roman" w:hAnsi="Times New Roman"/>
+                <w:b w:val="false"/>
+                <w:bCs w:val="false"/>
+                <w:sz w:val="21"/>
+                <w:szCs w:val="21"/>
+              </w:rPr>
+              <w:t xml:space="preserve">§1 bảng chế độ: `qemu` ghi thêm vai trò </w:t>
+            </w:r>
+            <w:r>
+              <w:rPr>
+                <w:rFonts w:ascii="Times New Roman" w:cs="Times New Roman" w:eastAsia="Times New Roman" w:hAnsi="Times New Roman"/>
+                <w:b/>
+                <w:bCs/>
+                <w:sz w:val="21"/>
+                <w:szCs w:val="21"/>
+              </w:rPr>
+              <w:t xml:space="preserve">đường lui của AVR8 khi máy không có simavr</w:t>
+            </w:r>
+            <w:r>
+              <w:rPr>
+                <w:rFonts w:ascii="Times New Roman" w:cs="Times New Roman" w:eastAsia="Times New Roman" w:hAnsi="Times New Roman"/>
+                <w:b w:val="false"/>
+                <w:bCs w:val="false"/>
+                <w:sz w:val="21"/>
+                <w:szCs w:val="21"/>
+              </w:rPr>
+              <w:t xml:space="preserve">, kèm điều kiện dùng được — QEMU chỉ chạy bo mạch đã biên dịch sẵn vào chương trình, nên "có qemu" không có nghĩa là chạy được chip này; `arduino-uno` = ATmega328P là mục khớp. §7 TC-SM-06 nhận cả hai đường. Đi cùng TGT-19 v1.2 (`isa/avr8.yaml` thêm `fallback: qemu`), DEV-086 — chủ sản phẩm duyệt 11/09/2026.</w:t>
+            </w:r>
+          </w:p>
+        </w:tc>
+      </w:tr>
     </w:tbl>
     <w:p>
       <w:pPr>
@@ -1765,32 +1945,18 @@
                 <w:sz w:val="21"/>
                 <w:szCs w:val="21"/>
               </w:rPr>
-              <w:t xml:space="preserve">Xtensa ESP32, RISC-V không có .repl</w:t>
-            </w:r>
-          </w:p>
-        </w:tc>
-        <w:tc>
-          <w:tcPr>
-            <w:tcW w:type="dxa" w:w="2600"/>
-            <w:tcBorders>
-              <w:top w:val="single" w:color="7F7F7F" w:sz="4"/>
-              <w:left w:val="single" w:color="7F7F7F" w:sz="4"/>
-              <w:bottom w:val="single" w:color="7F7F7F" w:sz="4"/>
-              <w:right w:val="single" w:color="7F7F7F" w:sz="4"/>
-            </w:tcBorders>
-            <w:tcMar>
-              <w:top w:type="dxa" w:w="50"/>
-              <w:left w:type="dxa" w:w="80"/>
-              <w:bottom w:type="dxa" w:w="50"/>
-              <w:right w:type="dxa" w:w="80"/>
-            </w:tcMar>
-            <w:vAlign w:val="top"/>
-          </w:tcPr>
-          <w:p>
-            <w:pPr>
-              <w:spacing w:after="30" w:line="264"/>
-              <w:jc w:val="left"/>
-            </w:pPr>
+              <w:t xml:space="preserve">Xtensa ESP32, RISC-V không có .repl; </w:t>
+            </w:r>
+            <w:r>
+              <w:rPr>
+                <w:rFonts w:ascii="Times New Roman" w:cs="Times New Roman" w:eastAsia="Times New Roman" w:hAnsi="Times New Roman"/>
+                <w:b/>
+                <w:bCs/>
+                <w:sz w:val="21"/>
+                <w:szCs w:val="21"/>
+              </w:rPr>
+              <w:t xml:space="preserve">đường lui của AVR8 khi thiếu simavr</w:t>
+            </w:r>
             <w:r>
               <w:rPr>
                 <w:rFonts w:ascii="Times New Roman" w:cs="Times New Roman" w:eastAsia="Times New Roman" w:hAnsi="Times New Roman"/>
@@ -1799,7 +1965,41 @@
                 <w:sz w:val="21"/>
                 <w:szCs w:val="21"/>
               </w:rPr>
-              <w:t xml:space="preserve">ELF thật; ngoại vi hạn chế</w:t>
+              <w:t xml:space="preserve"> (v1.1)</w:t>
+            </w:r>
+          </w:p>
+        </w:tc>
+        <w:tc>
+          <w:tcPr>
+            <w:tcW w:type="dxa" w:w="2600"/>
+            <w:tcBorders>
+              <w:top w:val="single" w:color="7F7F7F" w:sz="4"/>
+              <w:left w:val="single" w:color="7F7F7F" w:sz="4"/>
+              <w:bottom w:val="single" w:color="7F7F7F" w:sz="4"/>
+              <w:right w:val="single" w:color="7F7F7F" w:sz="4"/>
+            </w:tcBorders>
+            <w:tcMar>
+              <w:top w:type="dxa" w:w="50"/>
+              <w:left w:type="dxa" w:w="80"/>
+              <w:bottom w:type="dxa" w:w="50"/>
+              <w:right w:type="dxa" w:w="80"/>
+            </w:tcMar>
+            <w:vAlign w:val="top"/>
+          </w:tcPr>
+          <w:p>
+            <w:pPr>
+              <w:spacing w:after="30" w:line="264"/>
+              <w:jc w:val="left"/>
+            </w:pPr>
+            <w:r>
+              <w:rPr>
+                <w:rFonts w:ascii="Times New Roman" w:cs="Times New Roman" w:eastAsia="Times New Roman" w:hAnsi="Times New Roman"/>
+                <w:b w:val="false"/>
+                <w:bCs w:val="false"/>
+                <w:sz w:val="21"/>
+                <w:szCs w:val="21"/>
+              </w:rPr>
+              <w:t xml:space="preserve">ELF thật; ngoại vi hạn chế. QEMU chỉ chạy bo mạch đã biên dịch sẵn vào chương trình, nên chỉ dùng được khi họ chip có máy ảo khớp — `arduino-uno` = ATmega328P</w:t>
             </w:r>
           </w:p>
         </w:tc>
@@ -3725,7 +3925,7 @@
                 <w:sz w:val="21"/>
                 <w:szCs w:val="21"/>
               </w:rPr>
-              <w:t xml:space="preserve">Uno blink+UART trên simavr; ESP32-C3 hello trên QEMU</w:t>
+              <w:t xml:space="preserve">Uno blink+UART trên simavr — hoặc trên `qemu-system-avr -M arduino-uno` theo `fallback` của manifest khi máy không có simavr (v1.1); ESP32-C3 hello trên QEMU</w:t>
             </w:r>
           </w:p>
         </w:tc>
@@ -4952,7 +5152,7 @@
         <w:sz w:val="20"/>
         <w:szCs w:val="20"/>
       </w:rPr>
-      <w:t xml:space="preserve">EIDE-SIM-20 · Thiết kế mô phỏng · v1.0</w:t>
+      <w:t xml:space="preserve">EIDE-SIM-20 · Thiết kế mô phỏng · v1.1</w:t>
     </w:r>
   </w:p>
 </w:hdr>

--- a/docs/ho-so/EIDE-SIM-20_Thiet_ke_mo_phong.docx
+++ b/docs/ho-so/EIDE-SIM-20_Thiet_ke_mo_phong.docx
@@ -277,7 +277,23 @@
                 <w:sz w:val="21"/>
                 <w:szCs w:val="21"/>
               </w:rPr>
-              <w:t xml:space="preserve">1.1 — §1 bảng chế độ: `qemu` ghi thêm vai trò </w:t>
+              <w:t xml:space="preserve">1.1 — §1 bảng chế độ: </w:t>
+            </w:r>
+            <w:r>
+              <w:rPr>
+                <w:rFonts w:ascii="Consolas" w:cs="Consolas" w:eastAsia="Consolas" w:hAnsi="Consolas"/>
+                <w:sz w:val="21"/>
+                <w:szCs w:val="21"/>
+              </w:rPr>
+              <w:t xml:space="preserve">qemu</w:t>
+            </w:r>
+            <w:r>
+              <w:rPr>
+                <w:rFonts w:ascii="Times New Roman" w:cs="Times New Roman" w:eastAsia="Times New Roman" w:hAnsi="Times New Roman"/>
+                <w:sz w:val="21"/>
+                <w:szCs w:val="21"/>
+              </w:rPr>
+              <w:t xml:space="preserve"> ghi thêm vai trò </w:t>
             </w:r>
             <w:r>
               <w:rPr>
@@ -295,7 +311,55 @@
                 <w:sz w:val="21"/>
                 <w:szCs w:val="21"/>
               </w:rPr>
-              <w:t xml:space="preserve">, kèm điều kiện dùng được — QEMU chỉ chạy bo mạch đã biên dịch sẵn vào chương trình, nên "có qemu" không có nghĩa là chạy được chip này; `arduino-uno` = ATmega328P là mục khớp. §7 TC-SM-06 nhận cả hai đường. Đi cùng TGT-19 v1.2 (`isa/avr8.yaml` thêm `fallback: qemu`), DEV-086 — chủ sản phẩm duyệt 11/09/2026.</w:t>
+              <w:t xml:space="preserve">, kèm điều kiện dùng được — QEMU chỉ chạy bo mạch đã biên dịch sẵn vào chương trình, nên "có qemu" không có nghĩa là chạy được chip này; </w:t>
+            </w:r>
+            <w:r>
+              <w:rPr>
+                <w:rFonts w:ascii="Consolas" w:cs="Consolas" w:eastAsia="Consolas" w:hAnsi="Consolas"/>
+                <w:sz w:val="21"/>
+                <w:szCs w:val="21"/>
+              </w:rPr>
+              <w:t xml:space="preserve">arduino-uno</w:t>
+            </w:r>
+            <w:r>
+              <w:rPr>
+                <w:rFonts w:ascii="Times New Roman" w:cs="Times New Roman" w:eastAsia="Times New Roman" w:hAnsi="Times New Roman"/>
+                <w:sz w:val="21"/>
+                <w:szCs w:val="21"/>
+              </w:rPr>
+              <w:t xml:space="preserve"> = ATmega328P là mục khớp. §7 TC-SM-06 nhận cả hai đường. Đi cùng TGT-19 v1.2 (</w:t>
+            </w:r>
+            <w:r>
+              <w:rPr>
+                <w:rFonts w:ascii="Consolas" w:cs="Consolas" w:eastAsia="Consolas" w:hAnsi="Consolas"/>
+                <w:sz w:val="21"/>
+                <w:szCs w:val="21"/>
+              </w:rPr>
+              <w:t xml:space="preserve">isa/avr8.yaml</w:t>
+            </w:r>
+            <w:r>
+              <w:rPr>
+                <w:rFonts w:ascii="Times New Roman" w:cs="Times New Roman" w:eastAsia="Times New Roman" w:hAnsi="Times New Roman"/>
+                <w:sz w:val="21"/>
+                <w:szCs w:val="21"/>
+              </w:rPr>
+              <w:t xml:space="preserve"> thêm </w:t>
+            </w:r>
+            <w:r>
+              <w:rPr>
+                <w:rFonts w:ascii="Consolas" w:cs="Consolas" w:eastAsia="Consolas" w:hAnsi="Consolas"/>
+                <w:sz w:val="21"/>
+                <w:szCs w:val="21"/>
+              </w:rPr>
+              <w:t xml:space="preserve">fallback: qemu</w:t>
+            </w:r>
+            <w:r>
+              <w:rPr>
+                <w:rFonts w:ascii="Times New Roman" w:cs="Times New Roman" w:eastAsia="Times New Roman" w:hAnsi="Times New Roman"/>
+                <w:sz w:val="21"/>
+                <w:szCs w:val="21"/>
+              </w:rPr>
+              <w:t xml:space="preserve">), DEV-086 — chủ sản phẩm duyệt 11/09/2026.</w:t>
             </w:r>
           </w:p>
         </w:tc>
@@ -1308,7 +1372,27 @@
                 <w:sz w:val="21"/>
                 <w:szCs w:val="21"/>
               </w:rPr>
-              <w:t xml:space="preserve">§1 bảng chế độ: `qemu` ghi thêm vai trò </w:t>
+              <w:t xml:space="preserve">§1 bảng chế độ: </w:t>
+            </w:r>
+            <w:r>
+              <w:rPr>
+                <w:rFonts w:ascii="Consolas" w:cs="Consolas" w:eastAsia="Consolas" w:hAnsi="Consolas"/>
+                <w:b w:val="false"/>
+                <w:bCs w:val="false"/>
+                <w:sz w:val="21"/>
+                <w:szCs w:val="21"/>
+              </w:rPr>
+              <w:t xml:space="preserve">qemu</w:t>
+            </w:r>
+            <w:r>
+              <w:rPr>
+                <w:rFonts w:ascii="Times New Roman" w:cs="Times New Roman" w:eastAsia="Times New Roman" w:hAnsi="Times New Roman"/>
+                <w:b w:val="false"/>
+                <w:bCs w:val="false"/>
+                <w:sz w:val="21"/>
+                <w:szCs w:val="21"/>
+              </w:rPr>
+              <w:t xml:space="preserve"> ghi thêm vai trò </w:t>
             </w:r>
             <w:r>
               <w:rPr>
@@ -1328,7 +1412,67 @@
                 <w:sz w:val="21"/>
                 <w:szCs w:val="21"/>
               </w:rPr>
-              <w:t xml:space="preserve">, kèm điều kiện dùng được — QEMU chỉ chạy bo mạch đã biên dịch sẵn vào chương trình, nên "có qemu" không có nghĩa là chạy được chip này; `arduino-uno` = ATmega328P là mục khớp. §7 TC-SM-06 nhận cả hai đường. Đi cùng TGT-19 v1.2 (`isa/avr8.yaml` thêm `fallback: qemu`), DEV-086 — chủ sản phẩm duyệt 11/09/2026.</w:t>
+              <w:t xml:space="preserve">, kèm điều kiện dùng được — QEMU chỉ chạy bo mạch đã biên dịch sẵn vào chương trình, nên "có qemu" không có nghĩa là chạy được chip này; </w:t>
+            </w:r>
+            <w:r>
+              <w:rPr>
+                <w:rFonts w:ascii="Consolas" w:cs="Consolas" w:eastAsia="Consolas" w:hAnsi="Consolas"/>
+                <w:b w:val="false"/>
+                <w:bCs w:val="false"/>
+                <w:sz w:val="21"/>
+                <w:szCs w:val="21"/>
+              </w:rPr>
+              <w:t xml:space="preserve">arduino-uno</w:t>
+            </w:r>
+            <w:r>
+              <w:rPr>
+                <w:rFonts w:ascii="Times New Roman" w:cs="Times New Roman" w:eastAsia="Times New Roman" w:hAnsi="Times New Roman"/>
+                <w:b w:val="false"/>
+                <w:bCs w:val="false"/>
+                <w:sz w:val="21"/>
+                <w:szCs w:val="21"/>
+              </w:rPr>
+              <w:t xml:space="preserve"> = ATmega328P là mục khớp. §7 TC-SM-06 nhận cả hai đường. Đi cùng TGT-19 v1.2 (</w:t>
+            </w:r>
+            <w:r>
+              <w:rPr>
+                <w:rFonts w:ascii="Consolas" w:cs="Consolas" w:eastAsia="Consolas" w:hAnsi="Consolas"/>
+                <w:b w:val="false"/>
+                <w:bCs w:val="false"/>
+                <w:sz w:val="21"/>
+                <w:szCs w:val="21"/>
+              </w:rPr>
+              <w:t xml:space="preserve">isa/avr8.yaml</w:t>
+            </w:r>
+            <w:r>
+              <w:rPr>
+                <w:rFonts w:ascii="Times New Roman" w:cs="Times New Roman" w:eastAsia="Times New Roman" w:hAnsi="Times New Roman"/>
+                <w:b w:val="false"/>
+                <w:bCs w:val="false"/>
+                <w:sz w:val="21"/>
+                <w:szCs w:val="21"/>
+              </w:rPr>
+              <w:t xml:space="preserve"> thêm </w:t>
+            </w:r>
+            <w:r>
+              <w:rPr>
+                <w:rFonts w:ascii="Consolas" w:cs="Consolas" w:eastAsia="Consolas" w:hAnsi="Consolas"/>
+                <w:b w:val="false"/>
+                <w:bCs w:val="false"/>
+                <w:sz w:val="21"/>
+                <w:szCs w:val="21"/>
+              </w:rPr>
+              <w:t xml:space="preserve">fallback: qemu</w:t>
+            </w:r>
+            <w:r>
+              <w:rPr>
+                <w:rFonts w:ascii="Times New Roman" w:cs="Times New Roman" w:eastAsia="Times New Roman" w:hAnsi="Times New Roman"/>
+                <w:b w:val="false"/>
+                <w:bCs w:val="false"/>
+                <w:sz w:val="21"/>
+                <w:szCs w:val="21"/>
+              </w:rPr>
+              <w:t xml:space="preserve">), DEV-086 — chủ sản phẩm duyệt 11/09/2026.</w:t>
             </w:r>
           </w:p>
         </w:tc>
@@ -1999,7 +2143,27 @@
                 <w:sz w:val="21"/>
                 <w:szCs w:val="21"/>
               </w:rPr>
-              <w:t xml:space="preserve">ELF thật; ngoại vi hạn chế. QEMU chỉ chạy bo mạch đã biên dịch sẵn vào chương trình, nên chỉ dùng được khi họ chip có máy ảo khớp — `arduino-uno` = ATmega328P</w:t>
+              <w:t xml:space="preserve">ELF thật; ngoại vi hạn chế. QEMU chỉ chạy bo mạch đã biên dịch sẵn vào chương trình, nên chỉ dùng được khi họ chip có máy ảo khớp — </w:t>
+            </w:r>
+            <w:r>
+              <w:rPr>
+                <w:rFonts w:ascii="Consolas" w:cs="Consolas" w:eastAsia="Consolas" w:hAnsi="Consolas"/>
+                <w:b w:val="false"/>
+                <w:bCs w:val="false"/>
+                <w:sz w:val="21"/>
+                <w:szCs w:val="21"/>
+              </w:rPr>
+              <w:t xml:space="preserve">arduino-uno</w:t>
+            </w:r>
+            <w:r>
+              <w:rPr>
+                <w:rFonts w:ascii="Times New Roman" w:cs="Times New Roman" w:eastAsia="Times New Roman" w:hAnsi="Times New Roman"/>
+                <w:b w:val="false"/>
+                <w:bCs w:val="false"/>
+                <w:sz w:val="21"/>
+                <w:szCs w:val="21"/>
+              </w:rPr>
+              <w:t xml:space="preserve"> = ATmega328P</w:t>
             </w:r>
           </w:p>
         </w:tc>
@@ -2407,7 +2571,39 @@
           <w:sz w:val="26"/>
           <w:szCs w:val="26"/>
         </w:rPr>
-        <w:t xml:space="preserve">Mock là lớp Python `I2CPeripheral`/`SPIPeripheral` của Renode: bảng thanh ghi lấy từ fact (địa chỉ, reset_value, bit_range, enum), ID trả đúng fact (BME280 0xD0 → 0x60), dữ liệu đo sinh từ </w:t>
+        <w:t xml:space="preserve">Mock là lớp Python </w:t>
+      </w:r>
+      <w:r>
+        <w:rPr>
+          <w:rFonts w:ascii="Consolas" w:cs="Consolas" w:eastAsia="Consolas" w:hAnsi="Consolas"/>
+          <w:sz w:val="22"/>
+          <w:szCs w:val="22"/>
+        </w:rPr>
+        <w:t xml:space="preserve">I2CPeripheral</w:t>
+      </w:r>
+      <w:r>
+        <w:rPr>
+          <w:rFonts w:ascii="Times New Roman" w:cs="Times New Roman" w:eastAsia="Times New Roman" w:hAnsi="Times New Roman"/>
+          <w:sz w:val="26"/>
+          <w:szCs w:val="26"/>
+        </w:rPr>
+        <w:t xml:space="preserve">/</w:t>
+      </w:r>
+      <w:r>
+        <w:rPr>
+          <w:rFonts w:ascii="Consolas" w:cs="Consolas" w:eastAsia="Consolas" w:hAnsi="Consolas"/>
+          <w:sz w:val="22"/>
+          <w:szCs w:val="22"/>
+        </w:rPr>
+        <w:t xml:space="preserve">SPIPeripheral</w:t>
+      </w:r>
+      <w:r>
+        <w:rPr>
+          <w:rFonts w:ascii="Times New Roman" w:cs="Times New Roman" w:eastAsia="Times New Roman" w:hAnsi="Times New Roman"/>
+          <w:sz w:val="26"/>
+          <w:szCs w:val="26"/>
+        </w:rPr>
+        <w:t xml:space="preserve"> của Renode: bảng thanh ghi lấy từ fact (địa chỉ, reset_value, bit_range, enum), ID trả đúng fact (BME280 0xD0 → 0x60), dữ liệu đo sinh từ </w:t>
       </w:r>
       <w:r>
         <w:rPr>
@@ -2425,7 +2621,23 @@
           <w:sz w:val="26"/>
           <w:szCs w:val="26"/>
         </w:rPr>
-        <w:t xml:space="preserve"> (hằng, hàm thời gian, hoặc plant §4) qua công thức ngược của datasheet (extract.pdf_formula: từ nhiệt độ thật → thanh ghi ADC bù) cộng nhiễu Gauss cấu hình; hành vi lỗi có thể tiêm (NACK, timeout, bit lỗi) cho kịch bản gỡ lỗi. Tham số không có fact → `provisional` và nhãn "tham số tạm" trong SimView (Z-09).</w:t>
+        <w:t xml:space="preserve"> (hằng, hàm thời gian, hoặc plant §4) qua công thức ngược của datasheet (extract.pdf_formula: từ nhiệt độ thật → thanh ghi ADC bù) cộng nhiễu Gauss cấu hình; hành vi lỗi có thể tiêm (NACK, timeout, bit lỗi) cho kịch bản gỡ lỗi. Tham số không có fact → </w:t>
+      </w:r>
+      <w:r>
+        <w:rPr>
+          <w:rFonts w:ascii="Consolas" w:cs="Consolas" w:eastAsia="Consolas" w:hAnsi="Consolas"/>
+          <w:sz w:val="22"/>
+          <w:szCs w:val="22"/>
+        </w:rPr>
+        <w:t xml:space="preserve">provisional</w:t>
+      </w:r>
+      <w:r>
+        <w:rPr>
+          <w:rFonts w:ascii="Times New Roman" w:cs="Times New Roman" w:eastAsia="Times New Roman" w:hAnsi="Times New Roman"/>
+          <w:sz w:val="26"/>
+          <w:szCs w:val="26"/>
+        </w:rPr>
+        <w:t xml:space="preserve"> và nhãn "tham số tạm" trong SimView (Z-09).</w:t>
       </w:r>
     </w:p>
     <w:p>
@@ -2906,7 +3118,55 @@
           <w:sz w:val="26"/>
           <w:szCs w:val="26"/>
         </w:rPr>
-        <w:t xml:space="preserve">sim.run trả ToolReport với `captured` (uart.log, gpio.csv, vars.csv, plant.csv) và bảng expect ↔ kết quả; kịch bản dùng lại nguyên vẹn cho HIL (target.observe với kind uart/gpio/probe; `var` → probe đọc symbol; `plant` → không áp dụng) để so sánh (sim.compare_hil: lệch thời gian sự kiện &gt; 20% hoặc kết quả khác → đề xuất cập nhật mock/plant).</w:t>
+        <w:t xml:space="preserve">sim.run trả ToolReport với </w:t>
+      </w:r>
+      <w:r>
+        <w:rPr>
+          <w:rFonts w:ascii="Consolas" w:cs="Consolas" w:eastAsia="Consolas" w:hAnsi="Consolas"/>
+          <w:sz w:val="22"/>
+          <w:szCs w:val="22"/>
+        </w:rPr>
+        <w:t xml:space="preserve">captured</w:t>
+      </w:r>
+      <w:r>
+        <w:rPr>
+          <w:rFonts w:ascii="Times New Roman" w:cs="Times New Roman" w:eastAsia="Times New Roman" w:hAnsi="Times New Roman"/>
+          <w:sz w:val="26"/>
+          <w:szCs w:val="26"/>
+        </w:rPr>
+        <w:t xml:space="preserve"> (uart.log, gpio.csv, vars.csv, plant.csv) và bảng expect ↔ kết quả; kịch bản dùng lại nguyên vẹn cho HIL (target.observe với kind uart/gpio/probe; </w:t>
+      </w:r>
+      <w:r>
+        <w:rPr>
+          <w:rFonts w:ascii="Consolas" w:cs="Consolas" w:eastAsia="Consolas" w:hAnsi="Consolas"/>
+          <w:sz w:val="22"/>
+          <w:szCs w:val="22"/>
+        </w:rPr>
+        <w:t xml:space="preserve">var</w:t>
+      </w:r>
+      <w:r>
+        <w:rPr>
+          <w:rFonts w:ascii="Times New Roman" w:cs="Times New Roman" w:eastAsia="Times New Roman" w:hAnsi="Times New Roman"/>
+          <w:sz w:val="26"/>
+          <w:szCs w:val="26"/>
+        </w:rPr>
+        <w:t xml:space="preserve"> → probe đọc symbol; </w:t>
+      </w:r>
+      <w:r>
+        <w:rPr>
+          <w:rFonts w:ascii="Consolas" w:cs="Consolas" w:eastAsia="Consolas" w:hAnsi="Consolas"/>
+          <w:sz w:val="22"/>
+          <w:szCs w:val="22"/>
+        </w:rPr>
+        <w:t xml:space="preserve">plant</w:t>
+      </w:r>
+      <w:r>
+        <w:rPr>
+          <w:rFonts w:ascii="Times New Roman" w:cs="Times New Roman" w:eastAsia="Times New Roman" w:hAnsi="Times New Roman"/>
+          <w:sz w:val="26"/>
+          <w:szCs w:val="26"/>
+        </w:rPr>
+        <w:t xml:space="preserve"> → không áp dụng) để so sánh (sim.compare_hil: lệch thời gian sự kiện &gt; 20% hoặc kết quả khác → đề xuất cập nhật mock/plant).</w:t>
       </w:r>
     </w:p>
     <w:p>
@@ -3925,7 +4185,47 @@
                 <w:sz w:val="21"/>
                 <w:szCs w:val="21"/>
               </w:rPr>
-              <w:t xml:space="preserve">Uno blink+UART trên simavr — hoặc trên `qemu-system-avr -M arduino-uno` theo `fallback` của manifest khi máy không có simavr (v1.1); ESP32-C3 hello trên QEMU</w:t>
+              <w:t xml:space="preserve">Uno blink+UART trên simavr — hoặc trên </w:t>
+            </w:r>
+            <w:r>
+              <w:rPr>
+                <w:rFonts w:ascii="Consolas" w:cs="Consolas" w:eastAsia="Consolas" w:hAnsi="Consolas"/>
+                <w:b w:val="false"/>
+                <w:bCs w:val="false"/>
+                <w:sz w:val="21"/>
+                <w:szCs w:val="21"/>
+              </w:rPr>
+              <w:t xml:space="preserve">qemu-system-avr -M arduino-uno</w:t>
+            </w:r>
+            <w:r>
+              <w:rPr>
+                <w:rFonts w:ascii="Times New Roman" w:cs="Times New Roman" w:eastAsia="Times New Roman" w:hAnsi="Times New Roman"/>
+                <w:b w:val="false"/>
+                <w:bCs w:val="false"/>
+                <w:sz w:val="21"/>
+                <w:szCs w:val="21"/>
+              </w:rPr>
+              <w:t xml:space="preserve"> theo </w:t>
+            </w:r>
+            <w:r>
+              <w:rPr>
+                <w:rFonts w:ascii="Consolas" w:cs="Consolas" w:eastAsia="Consolas" w:hAnsi="Consolas"/>
+                <w:b w:val="false"/>
+                <w:bCs w:val="false"/>
+                <w:sz w:val="21"/>
+                <w:szCs w:val="21"/>
+              </w:rPr>
+              <w:t xml:space="preserve">fallback</w:t>
+            </w:r>
+            <w:r>
+              <w:rPr>
+                <w:rFonts w:ascii="Times New Roman" w:cs="Times New Roman" w:eastAsia="Times New Roman" w:hAnsi="Times New Roman"/>
+                <w:b w:val="false"/>
+                <w:bCs w:val="false"/>
+                <w:sz w:val="21"/>
+                <w:szCs w:val="21"/>
+              </w:rPr>
+              <w:t xml:space="preserve"> của manifest khi máy không có simavr (v1.1); ESP32-C3 hello trên QEMU</w:t>
             </w:r>
           </w:p>
         </w:tc>
